--- a/tillsyn/Ornös nordspets tillsynsbegäran.docx
+++ b/tillsyn/Ornös nordspets tillsynsbegäran.docx
@@ -12,7 +12,7 @@
     </w:p>
     <w:p>
       <w:r>
-        <w:t>Denna tillsynsbegäran behandlar höga naturvärden i avverkningsanmälan Ornös nordspets i Haninge kommun som inkom 2026-09-07 och omfattar 450,6 ha.</w:t>
+        <w:t>Denna tillsynsbegäran behandlar höga naturvärden i avverkningsanmälan Ornös nordspets i Haninge kommun som inkom 2026-09-08 och omfattar 450,6 ha.</w:t>
       </w:r>
     </w:p>
     <w:p>
@@ -3318,7 +3318,7 @@
     <w:r>
       <w:tab/>
       <w:tab/>
-      <w:t>2026-09-07</w:t>
+      <w:t>2026-09-08</w:t>
       <w:br/>
       <w:br/>
     </w:r>

--- a/tillsyn/Ornös nordspets tillsynsbegäran.docx
+++ b/tillsyn/Ornös nordspets tillsynsbegäran.docx
@@ -12,7 +12,7 @@
     </w:p>
     <w:p>
       <w:r>
-        <w:t>Denna tillsynsbegäran behandlar höga naturvärden i avverkningsanmälan Ornös nordspets i Haninge kommun som inkom 2026-09-08 och omfattar 450,6 ha.</w:t>
+        <w:t>Denna tillsynsbegäran behandlar höga naturvärden i avverkningsanmälan Ornös nordspets i Haninge kommun som inkom 2026-09-09 och omfattar 450,6 ha.</w:t>
       </w:r>
     </w:p>
     <w:p>
@@ -3318,7 +3318,7 @@
     <w:r>
       <w:tab/>
       <w:tab/>
-      <w:t>2026-09-08</w:t>
+      <w:t>2026-09-09</w:t>
       <w:br/>
       <w:br/>
     </w:r>

--- a/tillsyn/Ornös nordspets tillsynsbegäran.docx
+++ b/tillsyn/Ornös nordspets tillsynsbegäran.docx
@@ -12,7 +12,7 @@
     </w:p>
     <w:p>
       <w:r>
-        <w:t>Denna tillsynsbegäran behandlar höga naturvärden i avverkningsanmälan Ornös nordspets i Haninge kommun som inkom 2026-09-09 och omfattar 450,6 ha.</w:t>
+        <w:t>Denna tillsynsbegäran behandlar höga naturvärden i avverkningsanmälan Ornös nordspets i Haninge kommun som inkom 2026-09-10 och omfattar 450,6 ha.</w:t>
       </w:r>
     </w:p>
     <w:p>
@@ -3318,7 +3318,7 @@
     <w:r>
       <w:tab/>
       <w:tab/>
-      <w:t>2026-09-09</w:t>
+      <w:t>2026-09-10</w:t>
       <w:br/>
       <w:br/>
     </w:r>

--- a/tillsyn/Ornös nordspets tillsynsbegäran.docx
+++ b/tillsyn/Ornös nordspets tillsynsbegäran.docx
@@ -12,7 +12,7 @@
     </w:p>
     <w:p>
       <w:r>
-        <w:t>Denna tillsynsbegäran behandlar höga naturvärden i avverkningsanmälan Ornös nordspets i Haninge kommun som inkom 2026-09-10 och omfattar 450,6 ha.</w:t>
+        <w:t>Denna tillsynsbegäran behandlar höga naturvärden i avverkningsanmälan Ornös nordspets i Haninge kommun som inkom 2026-09-11 och omfattar 450,6 ha.</w:t>
       </w:r>
     </w:p>
     <w:p>
@@ -3318,7 +3318,7 @@
     <w:r>
       <w:tab/>
       <w:tab/>
-      <w:t>2026-09-10</w:t>
+      <w:t>2026-09-11</w:t>
       <w:br/>
       <w:br/>
     </w:r>

--- a/tillsyn/Ornös nordspets tillsynsbegäran.docx
+++ b/tillsyn/Ornös nordspets tillsynsbegäran.docx
@@ -12,7 +12,7 @@
     </w:p>
     <w:p>
       <w:r>
-        <w:t>Denna tillsynsbegäran behandlar höga naturvärden i avverkningsanmälan Ornös nordspets i Haninge kommun som inkom 2026-09-11 och omfattar 450,6 ha.</w:t>
+        <w:t>Denna tillsynsbegäran behandlar höga naturvärden i avverkningsanmälan Ornös nordspets i Haninge kommun som inkom 2026-09-12 och omfattar 450,6 ha.</w:t>
       </w:r>
     </w:p>
     <w:p>
@@ -3318,7 +3318,7 @@
     <w:r>
       <w:tab/>
       <w:tab/>
-      <w:t>2026-09-11</w:t>
+      <w:t>2026-09-12</w:t>
       <w:br/>
       <w:br/>
     </w:r>

--- a/tillsyn/Ornös nordspets tillsynsbegäran.docx
+++ b/tillsyn/Ornös nordspets tillsynsbegäran.docx
@@ -12,7 +12,7 @@
     </w:p>
     <w:p>
       <w:r>
-        <w:t>Denna tillsynsbegäran behandlar höga naturvärden i avverkningsanmälan Ornös nordspets i Haninge kommun som inkom 2026-09-12 och omfattar 450,6 ha.</w:t>
+        <w:t>Denna tillsynsbegäran behandlar höga naturvärden i avverkningsanmälan Ornös nordspets i Haninge kommun som inkom 2026-09-13 och omfattar 450,6 ha.</w:t>
       </w:r>
     </w:p>
     <w:p>
@@ -3318,7 +3318,7 @@
     <w:r>
       <w:tab/>
       <w:tab/>
-      <w:t>2026-09-12</w:t>
+      <w:t>2026-09-13</w:t>
       <w:br/>
       <w:br/>
     </w:r>

--- a/tillsyn/Ornös nordspets tillsynsbegäran.docx
+++ b/tillsyn/Ornös nordspets tillsynsbegäran.docx
@@ -12,7 +12,7 @@
     </w:p>
     <w:p>
       <w:r>
-        <w:t>Denna tillsynsbegäran behandlar höga naturvärden i avverkningsanmälan Ornös nordspets i Haninge kommun som inkom 2026-09-13 och omfattar 450,6 ha.</w:t>
+        <w:t>Denna tillsynsbegäran behandlar höga naturvärden i avverkningsanmälan Ornös nordspets i Haninge kommun som inkom 2026-09-14 och omfattar 450,6 ha.</w:t>
       </w:r>
     </w:p>
     <w:p>
@@ -3318,7 +3318,7 @@
     <w:r>
       <w:tab/>
       <w:tab/>
-      <w:t>2026-09-13</w:t>
+      <w:t>2026-09-14</w:t>
       <w:br/>
       <w:br/>
     </w:r>

--- a/tillsyn/Ornös nordspets tillsynsbegäran.docx
+++ b/tillsyn/Ornös nordspets tillsynsbegäran.docx
@@ -12,7 +12,7 @@
     </w:p>
     <w:p>
       <w:r>
-        <w:t>Denna tillsynsbegäran behandlar höga naturvärden i avverkningsanmälan Ornös nordspets i Haninge kommun som inkom 2026-09-14 och omfattar 450,6 ha.</w:t>
+        <w:t>Denna tillsynsbegäran behandlar höga naturvärden i avverkningsanmälan Ornös nordspets i Haninge kommun som inkom 2026-09-15 och omfattar 450,6 ha.</w:t>
       </w:r>
     </w:p>
     <w:p>
@@ -3318,7 +3318,7 @@
     <w:r>
       <w:tab/>
       <w:tab/>
-      <w:t>2026-09-14</w:t>
+      <w:t>2026-09-15</w:t>
       <w:br/>
       <w:br/>
     </w:r>

--- a/tillsyn/Ornös nordspets tillsynsbegäran.docx
+++ b/tillsyn/Ornös nordspets tillsynsbegäran.docx
@@ -12,7 +12,7 @@
     </w:p>
     <w:p>
       <w:r>
-        <w:t>Denna tillsynsbegäran behandlar höga naturvärden i avverkningsanmälan Ornös nordspets i Haninge kommun som inkom 2026-09-15 och omfattar 450,6 ha.</w:t>
+        <w:t>Denna tillsynsbegäran behandlar höga naturvärden i avverkningsanmälan Ornös nordspets i Haninge kommun som inkom 2026-09-16 och omfattar 450,6 ha.</w:t>
       </w:r>
     </w:p>
     <w:p>
@@ -3318,7 +3318,7 @@
     <w:r>
       <w:tab/>
       <w:tab/>
-      <w:t>2026-09-15</w:t>
+      <w:t>2026-09-16</w:t>
       <w:br/>
       <w:br/>
     </w:r>

--- a/tillsyn/Ornös nordspets tillsynsbegäran.docx
+++ b/tillsyn/Ornös nordspets tillsynsbegäran.docx
@@ -12,7 +12,7 @@
     </w:p>
     <w:p>
       <w:r>
-        <w:t>Denna tillsynsbegäran behandlar höga naturvärden i avverkningsanmälan Ornös nordspets i Haninge kommun som inkom 2026-09-16 och omfattar 450,6 ha.</w:t>
+        <w:t>Denna tillsynsbegäran behandlar höga naturvärden i avverkningsanmälan Ornös nordspets i Haninge kommun som inkom 2026-09-17 och omfattar 450,6 ha.</w:t>
       </w:r>
     </w:p>
     <w:p>
@@ -3318,7 +3318,7 @@
     <w:r>
       <w:tab/>
       <w:tab/>
-      <w:t>2026-09-16</w:t>
+      <w:t>2026-09-17</w:t>
       <w:br/>
       <w:br/>
     </w:r>

--- a/tillsyn/Ornös nordspets tillsynsbegäran.docx
+++ b/tillsyn/Ornös nordspets tillsynsbegäran.docx
@@ -12,7 +12,7 @@
     </w:p>
     <w:p>
       <w:r>
-        <w:t>Denna tillsynsbegäran behandlar höga naturvärden i avverkningsanmälan Ornös nordspets i Haninge kommun som inkom 2026-09-17 och omfattar 450,6 ha.</w:t>
+        <w:t>Denna tillsynsbegäran behandlar höga naturvärden i avverkningsanmälan Ornös nordspets i Haninge kommun som inkom 2026-09-18 och omfattar 450,6 ha.</w:t>
       </w:r>
     </w:p>
     <w:p>
@@ -3318,7 +3318,7 @@
     <w:r>
       <w:tab/>
       <w:tab/>
-      <w:t>2026-09-17</w:t>
+      <w:t>2026-09-18</w:t>
       <w:br/>
       <w:br/>
     </w:r>

--- a/tillsyn/Ornös nordspets tillsynsbegäran.docx
+++ b/tillsyn/Ornös nordspets tillsynsbegäran.docx
@@ -12,7 +12,7 @@
     </w:p>
     <w:p>
       <w:r>
-        <w:t>Denna tillsynsbegäran behandlar höga naturvärden i avverkningsanmälan Ornös nordspets i Haninge kommun som inkom 2026-09-18 och omfattar 450,6 ha.</w:t>
+        <w:t>Denna tillsynsbegäran behandlar höga naturvärden i avverkningsanmälan Ornös nordspets i Haninge kommun som inkom 2026-09-19 och omfattar 450,6 ha.</w:t>
       </w:r>
     </w:p>
     <w:p>
@@ -3318,7 +3318,7 @@
     <w:r>
       <w:tab/>
       <w:tab/>
-      <w:t>2026-09-18</w:t>
+      <w:t>2026-09-19</w:t>
       <w:br/>
       <w:br/>
     </w:r>

--- a/tillsyn/Ornös nordspets tillsynsbegäran.docx
+++ b/tillsyn/Ornös nordspets tillsynsbegäran.docx
@@ -12,7 +12,7 @@
     </w:p>
     <w:p>
       <w:r>
-        <w:t>Denna tillsynsbegäran behandlar höga naturvärden i avverkningsanmälan Ornös nordspets i Haninge kommun som inkom 2026-09-19 och omfattar 450,6 ha.</w:t>
+        <w:t>Denna tillsynsbegäran behandlar höga naturvärden i avverkningsanmälan Ornös nordspets i Haninge kommun som inkom 2026-09-20 och omfattar 450,6 ha.</w:t>
       </w:r>
     </w:p>
     <w:p>
@@ -22,7 +22,7 @@
       <w:r>
         <w:drawing>
           <wp:inline xmlns:a="http://schemas.openxmlformats.org/drawingml/2006/main" xmlns:pic="http://schemas.openxmlformats.org/drawingml/2006/picture">
-            <wp:extent cx="5486400" cy="4420131"/>
+            <wp:extent cx="5486400" cy="4422126"/>
             <wp:docPr id="1" name="Picture 1"/>
             <wp:cNvGraphicFramePr>
               <a:graphicFrameLocks noChangeAspect="1"/>
@@ -43,7 +43,7 @@
                   <pic:spPr>
                     <a:xfrm>
                       <a:off x="0" y="0"/>
-                      <a:ext cx="5486400" cy="4420131"/>
+                      <a:ext cx="5486400" cy="4422126"/>
                     </a:xfrm>
                     <a:prstGeom prst="rect"/>
                   </pic:spPr>
@@ -65,7 +65,7 @@
     </w:p>
     <w:p>
       <w:r>
-        <w:t>I och inom 21 meter från avverkningsanmälan finns fynd av 120 naturvårdsarter, varav 50 är rödlistade, 25 är fridlysta, 48 är typiska (T) och 58 är signalarter (S): almlav (EN, T), ask (EN), fetörtsblåvinge (EN), koppartaggsvamp (EN), spricktaggsvamp (EN), grangråticka (VU, T), gränsticka (VU, T), hasselsnok (VU, §4a), klosterlav (VU), knärot (VU, T, §8), mörk kraterlav (VU), Phellodon melilotinus (VU), skuggmalmätare (VU), tornseglare (VU, §4), vedsäckmossa (VU), apollofjäril (NT, §4a), berggräsfjäril (NT), Crepis tectorum subsp. tectorum (NT), drillsnäppa (NT, §4), ekticka (NT, T), fjällig taggsvamp s.str. (NT), flattoppad klubbsvamp (NT), gammelekslav (NT, T), gropticka (NT, T), grönhjon (NT), gulbent kamklobagge (NT), jungfrulin (NT), kandelabersvamp (NT, T), kremlevaxskivling (NT), ladusvala (NT, §4), lunglav (NT, T), mindre poppelglasvinge (NT), motaggsvamp (NT, T), oxtungssvamp (NT), Phellodon dititomentosus (NT), reliktbock (NT, T), rosa skärelav (NT, T), sammetsfrölöpare (NT), scharlakansvaxing (NT), silltrut (NT, §4), skeppsvarvsfluga (NT), sädesärla (NT, §4), sårläka (NT, T), tallticka (NT, T), tjockfotad fingersvamp (NT), vedskivlav (NT, T), vedtrappmossa (NT, T), vippärt (NT, T), vit vedfingersvamp (NT), Porodaedalea chrysoloma (DD), aspvedgnagare (S), barkticka (S, T), björksplintborre (S), blanksvart trämyra (S), blodvaxing (S), blomkålssvamp (S), blåmossa (S, T), bolmörtsskivling (S), bårdlav (S, T), Dorcatoma chrysomelina (S), Dorcatoma dresdensis (S), dvärgtufs (S), flagellkvastmossa (S, T), fällmossa (S, T), granbarkgnagare (S, T), granbräken (S), grov baronmossa (S, T), grov fjädermossa (S, T), grovticka (S, T), grön sköldmossa (S, T, §8), guldkremla (S), guldlockmossa (S, T), gulpudrad spiklav (S, T), gulröd blankbock (S), hasselticka (S, T), jättesvampmal (S), kantarellvaxing (S), kruskantarell (S), luktvaxing (S), lönnlav (S), mindre märgborre (S, T), myskbock (S), myskmadra (S, T), noshornsoxe (S), nästrot (S, §8), platt fjädermossa (S, T), rostfläck (S, T), rödgul trumpetsvamp (S), skogsknipprot (S, T, §8), slanklav (S, T), stekelbock (S, T), stor aspticka (S, T), stor knopplav (S, T), stubbspretmossa (S, T), svart trolldruva (S, T), svavelriska (S), thomsons trägnagare (S), traslav (S), trubbfjädermossa (S, T), trådticka (S, T), tvåblad (S, §8), vedticka (S, T), vit skogslilja (S, §8), vitvaxing agg. (S), västlig hakmossa (S), zontaggsvamp (S), ängsvaxing agg. (S), åttafläckig praktbagge (S, T), blåsippa (T, §9), mattlummer (T, §9), spillkråka (T, §4), gröngöling (§4), svartvit flugsnappare (§4), kopparödla (§6), vanlig padda (§6), vanlig snok (§6), fläcknycklar (§8), grönvit nattviol (§8), nattviol (§8) och gullviva (§9). Se Figur 1.</w:t>
+        <w:t>I och inom 21 meter från avverkningsanmälan finns fynd av 121 naturvårdsarter, varav 51 är rödlistade, 25 är fridlysta, 49 är typiska (T) och 58 är signalarter (S): almlav (EN, T), ask (EN), fetörtsblåvinge (EN), koppartaggsvamp (EN), spricktaggsvamp (EN), grangråticka (VU, T), gränsticka (VU, T), hasselsnok (VU, §4a), klosterlav (VU), knärot (VU, T, §8), mörk kraterlav (VU), Phellodon melilotinus (VU), skuggmalmätare (VU), tornseglare (VU, §4), vedsäckmossa (VU), apollofjäril (NT, §4a), berggräsfjäril (NT), Crepis tectorum subsp. tectorum (NT), drillsnäppa (NT, §4), dropptaggsvamp (NT, T), ekticka (NT, T), fjällig taggsvamp s.str. (NT), flattoppad klubbsvamp (NT), gammelekslav (NT, T), gropticka (NT, T), grönhjon (NT), gulbent kamklobagge (NT), jungfrulin (NT), kandelabersvamp (NT, T), kremlevaxskivling (NT), ladusvala (NT, §4), lunglav (NT, T), mindre poppelglasvinge (NT), motaggsvamp (NT, T), oxtungssvamp (NT), Phellodon dititomentosus (NT), reliktbock (NT, T), rosa skärelav (NT, T), sammetsfrölöpare (NT), scharlakansvaxing (NT), silltrut (NT, §4), skeppsvarvsfluga (NT), sädesärla (NT, §4), sårläka (NT, T), tallticka (NT, T), tjockfotad fingersvamp (NT), vedskivlav (NT, T), vedtrappmossa (NT, T), vippärt (NT, T), vit vedfingersvamp (NT), Porodaedalea chrysoloma (DD), aspvedgnagare (S), barkticka (S, T), björksplintborre (S), blanksvart trämyra (S), blodvaxing (S), blomkålssvamp (S), blåmossa (S, T), bolmörtsskivling (S), bårdlav (S, T), Dorcatoma chrysomelina (S), Dorcatoma dresdensis (S), dvärgtufs (S), flagellkvastmossa (S, T), fällmossa (S, T), granbarkgnagare (S, T), granbräken (S), grov baronmossa (S, T), grov fjädermossa (S, T), grovticka (S, T), grön sköldmossa (S, T, §8), guldkremla (S), guldlockmossa (S, T), gulpudrad spiklav (S, T), gulröd blankbock (S), hasselticka (S, T), jättesvampmal (S), kantarellvaxing (S), kruskantarell (S), luktvaxing (S), lönnlav (S), mindre märgborre (S, T), myskbock (S), myskmadra (S, T), noshornsoxe (S), nästrot (S, §8), platt fjädermossa (S, T), rostfläck (S, T), rödgul trumpetsvamp (S), skogsknipprot (S, T, §8), slanklav (S, T), stekelbock (S, T), stor aspticka (S, T), stor knopplav (S, T), stubbspretmossa (S, T), svart trolldruva (S, T), svavelriska (S), thomsons trägnagare (S), traslav (S), trubbfjädermossa (S, T), trådticka (S, T), tvåblad (S, §8), vedticka (S, T), vit skogslilja (S, §8), vitvaxing agg. (S), västlig hakmossa (S), zontaggsvamp (S), ängsvaxing agg. (S), åttafläckig praktbagge (S, T), blåsippa (T, §9), mattlummer (T, §9), spillkråka (T, §4), gröngöling (§4), svartvit flugsnappare (§4), kopparödla (§6), vanlig padda (§6), vanlig snok (§6), fläcknycklar (§8), grönvit nattviol (§8), nattviol (§8) och gullviva (§9). Se Figur 1.</w:t>
       </w:r>
     </w:p>
     <w:p>
@@ -393,6 +393,26 @@
         <w:rPr>
           <w:b/>
         </w:rPr>
+        <w:t>Dropptaggsvamp (NT)</w:t>
+      </w:r>
+      <w:r>
+        <w:t xml:space="preserve"> bildar mykorrhiza med tall, främst i barrskog med trädkontinuitet, i magra, torra och ljusöppna lavtallskogar och i barrblandskogar med friskmossor och lingon i fältskiktet. Den totala populationen i landet har minskat och bedöms fortsätta minska till följd av slutavverkningar av tallskog. Det är högst oklart om arten långsiktigt kan etablera och reproducera sig i skogsbestånd som brukas med trakthyggesmetoder, markberedning, gödsling eller föryngring med förädlat plantmaterial. Uppfyller kriterierna för att bli rödlistad på grund av ny kunskap som visar att en större andel av populationen än tidigare bedömt är knuten till kontinuitetsbarrskog. Minskningstakten för den svenska populationen bedöms vara nära gränsvärdet för Sårbar (VU). Dropptaggsvamp är typisk art för </w:t>
+      </w:r>
+      <w:r>
+        <w:rPr>
+          <w:i/>
+        </w:rPr>
+        <w:t xml:space="preserve">9010 Taiga </w:t>
+      </w:r>
+      <w:r>
+        <w:t>(SLU Artdatabanken, 2026).</w:t>
+      </w:r>
+    </w:p>
+    <w:p>
+      <w:r>
+        <w:rPr>
+          <w:b/>
+        </w:rPr>
         <w:t>Ekticka (NT)</w:t>
       </w:r>
       <w:r>
@@ -2082,7 +2102,7 @@
     </w:p>
     <w:p>
       <w:r>
-        <w:t>Följande typiska arter har sina livsmiljöer och växtplatser i den avverkningsanmälda skogen: almlav (EN, T), grangråticka (VU, T), gränsticka (VU, T), knärot (VU, T, §8), ekticka (NT, T), gammelekslav (NT, T), gropticka (NT, T), kandelabersvamp (NT, T), lunglav (NT, T), motaggsvamp (NT, T), reliktbock (NT, T), rosa skärelav (NT, T), sårläka (NT, T), tallticka (NT, T), vedskivlav (NT, T), vedtrappmossa (NT, T), vippärt (NT, T), barkticka (S, T), blåmossa (S, T), bårdlav (S, T), flagellkvastmossa (S, T), fällmossa (S, T), granbarkgnagare (S, T), grov baronmossa (S, T), grov fjädermossa (S, T), grovticka (S, T), grön sköldmossa (S, T, §8), guldlockmossa (S, T), gulpudrad spiklav (S, T), hasselticka (S, T), mindre märgborre (S, T), myskmadra (S, T), platt fjädermossa (S, T), rostfläck (S, T), skogsknipprot (S, T, §8), slanklav (S, T), stekelbock (S, T), stor aspticka (S, T), stor knopplav (S, T), stubbspretmossa (S, T), svart trolldruva (S, T), trubbfjädermossa (S, T), trådticka (S, T), vedticka (S, T), åttafläckig praktbagge (S, T), blåsippa (T, §9), mattlummer (T, §9) och spillkråka (T, §4).</w:t>
+        <w:t>Följande typiska arter har sina livsmiljöer och växtplatser i den avverkningsanmälda skogen: almlav (EN, T), grangråticka (VU, T), gränsticka (VU, T), knärot (VU, T, §8), dropptaggsvamp (NT, T), ekticka (NT, T), gammelekslav (NT, T), gropticka (NT, T), kandelabersvamp (NT, T), lunglav (NT, T), motaggsvamp (NT, T), reliktbock (NT, T), rosa skärelav (NT, T), sårläka (NT, T), tallticka (NT, T), vedskivlav (NT, T), vedtrappmossa (NT, T), vippärt (NT, T), barkticka (S, T), blåmossa (S, T), bårdlav (S, T), flagellkvastmossa (S, T), fällmossa (S, T), granbarkgnagare (S, T), grov baronmossa (S, T), grov fjädermossa (S, T), grovticka (S, T), grön sköldmossa (S, T, §8), guldlockmossa (S, T), gulpudrad spiklav (S, T), hasselticka (S, T), mindre märgborre (S, T), myskmadra (S, T), platt fjädermossa (S, T), rostfläck (S, T), skogsknipprot (S, T, §8), slanklav (S, T), stekelbock (S, T), stor aspticka (S, T), stor knopplav (S, T), stubbspretmossa (S, T), svart trolldruva (S, T), trubbfjädermossa (S, T), trådticka (S, T), vedticka (S, T), åttafläckig praktbagge (S, T), blåsippa (T, §9), mattlummer (T, §9) och spillkråka (T, §4).</w:t>
       </w:r>
     </w:p>
     <w:p>
@@ -3318,7 +3338,7 @@
     <w:r>
       <w:tab/>
       <w:tab/>
-      <w:t>2026-09-19</w:t>
+      <w:t>2026-09-20</w:t>
       <w:br/>
       <w:br/>
     </w:r>

--- a/tillsyn/Ornös nordspets tillsynsbegäran.docx
+++ b/tillsyn/Ornös nordspets tillsynsbegäran.docx
@@ -12,7 +12,7 @@
     </w:p>
     <w:p>
       <w:r>
-        <w:t>Denna tillsynsbegäran behandlar höga naturvärden i avverkningsanmälan Ornös nordspets i Haninge kommun som inkom 2026-09-20 och omfattar 450,6 ha.</w:t>
+        <w:t>Denna tillsynsbegäran behandlar höga naturvärden i avverkningsanmälan Ornös nordspets i Haninge kommun som inkom 2026-09-21 och omfattar 450,6 ha.</w:t>
       </w:r>
     </w:p>
     <w:p>
@@ -3338,7 +3338,7 @@
     <w:r>
       <w:tab/>
       <w:tab/>
-      <w:t>2026-09-20</w:t>
+      <w:t>2026-09-21</w:t>
       <w:br/>
       <w:br/>
     </w:r>

--- a/tillsyn/Ornös nordspets tillsynsbegäran.docx
+++ b/tillsyn/Ornös nordspets tillsynsbegäran.docx
@@ -12,7 +12,7 @@
     </w:p>
     <w:p>
       <w:r>
-        <w:t>Denna tillsynsbegäran behandlar höga naturvärden i avverkningsanmälan Ornös nordspets i Haninge kommun som inkom 2026-09-21 och omfattar 450,6 ha.</w:t>
+        <w:t>Denna tillsynsbegäran behandlar höga naturvärden i avverkningsanmälan Ornös nordspets i Haninge kommun som inkom 2026-09-22 och omfattar 450,6 ha.</w:t>
       </w:r>
     </w:p>
     <w:p>
@@ -3338,7 +3338,7 @@
     <w:r>
       <w:tab/>
       <w:tab/>
-      <w:t>2026-09-21</w:t>
+      <w:t>2026-09-22</w:t>
       <w:br/>
       <w:br/>
     </w:r>

--- a/tillsyn/Ornös nordspets tillsynsbegäran.docx
+++ b/tillsyn/Ornös nordspets tillsynsbegäran.docx
@@ -12,7 +12,7 @@
     </w:p>
     <w:p>
       <w:r>
-        <w:t>Denna tillsynsbegäran behandlar höga naturvärden i avverkningsanmälan Ornös nordspets i Haninge kommun som inkom 2026-09-22 och omfattar 450,6 ha.</w:t>
+        <w:t>Denna tillsynsbegäran behandlar höga naturvärden i avverkningsanmälan Ornös nordspets i Haninge kommun som inkom 2026-09-23 och omfattar 450,6 ha.</w:t>
       </w:r>
     </w:p>
     <w:p>
@@ -3338,7 +3338,7 @@
     <w:r>
       <w:tab/>
       <w:tab/>
-      <w:t>2026-09-22</w:t>
+      <w:t>2026-09-23</w:t>
       <w:br/>
       <w:br/>
     </w:r>

--- a/tillsyn/Ornös nordspets tillsynsbegäran.docx
+++ b/tillsyn/Ornös nordspets tillsynsbegäran.docx
@@ -12,7 +12,7 @@
     </w:p>
     <w:p>
       <w:r>
-        <w:t>Denna tillsynsbegäran behandlar höga naturvärden i avverkningsanmälan Ornös nordspets i Haninge kommun som inkom 2026-09-23 och omfattar 450,6 ha.</w:t>
+        <w:t>Denna tillsynsbegäran behandlar höga naturvärden i avverkningsanmälan Ornös nordspets i Haninge kommun som inkom 2026-09-24 och omfattar 450,6 ha.</w:t>
       </w:r>
     </w:p>
     <w:p>
@@ -3338,7 +3338,7 @@
     <w:r>
       <w:tab/>
       <w:tab/>
-      <w:t>2026-09-23</w:t>
+      <w:t>2026-09-24</w:t>
       <w:br/>
       <w:br/>
     </w:r>

--- a/tillsyn/Ornös nordspets tillsynsbegäran.docx
+++ b/tillsyn/Ornös nordspets tillsynsbegäran.docx
@@ -12,7 +12,7 @@
     </w:p>
     <w:p>
       <w:r>
-        <w:t>Denna tillsynsbegäran behandlar höga naturvärden i avverkningsanmälan Ornös nordspets i Haninge kommun som inkom 2026-09-24 och omfattar 450,6 ha.</w:t>
+        <w:t>Denna tillsynsbegäran behandlar höga naturvärden i avverkningsanmälan Ornös nordspets i Haninge kommun som inkom 2026-09-25 och omfattar 450,6 ha.</w:t>
       </w:r>
     </w:p>
     <w:p>
@@ -3338,7 +3338,7 @@
     <w:r>
       <w:tab/>
       <w:tab/>
-      <w:t>2026-09-24</w:t>
+      <w:t>2026-09-25</w:t>
       <w:br/>
       <w:br/>
     </w:r>

--- a/tillsyn/Ornös nordspets tillsynsbegäran.docx
+++ b/tillsyn/Ornös nordspets tillsynsbegäran.docx
@@ -12,7 +12,7 @@
     </w:p>
     <w:p>
       <w:r>
-        <w:t>Denna tillsynsbegäran behandlar höga naturvärden i avverkningsanmälan Ornös nordspets i Haninge kommun som inkom 2026-09-25 och omfattar 450,6 ha.</w:t>
+        <w:t>Denna tillsynsbegäran behandlar höga naturvärden i avverkningsanmälan Ornös nordspets i Haninge kommun som inkom 2026-09-26 och omfattar 450,6 ha.</w:t>
       </w:r>
     </w:p>
     <w:p>
@@ -3338,7 +3338,7 @@
     <w:r>
       <w:tab/>
       <w:tab/>
-      <w:t>2026-09-25</w:t>
+      <w:t>2026-09-26</w:t>
       <w:br/>
       <w:br/>
     </w:r>

--- a/tillsyn/Ornös nordspets tillsynsbegäran.docx
+++ b/tillsyn/Ornös nordspets tillsynsbegäran.docx
@@ -12,7 +12,7 @@
     </w:p>
     <w:p>
       <w:r>
-        <w:t>Denna tillsynsbegäran behandlar höga naturvärden i avverkningsanmälan Ornös nordspets i Haninge kommun som inkom 2026-09-26 och omfattar 450,6 ha.</w:t>
+        <w:t>Denna tillsynsbegäran behandlar höga naturvärden i avverkningsanmälan Ornös nordspets i Haninge kommun som inkom 2026-09-27 och omfattar 450,6 ha.</w:t>
       </w:r>
     </w:p>
     <w:p>
@@ -3338,7 +3338,7 @@
     <w:r>
       <w:tab/>
       <w:tab/>
-      <w:t>2026-09-26</w:t>
+      <w:t>2026-09-27</w:t>
       <w:br/>
       <w:br/>
     </w:r>

--- a/tillsyn/Ornös nordspets tillsynsbegäran.docx
+++ b/tillsyn/Ornös nordspets tillsynsbegäran.docx
@@ -12,7 +12,7 @@
     </w:p>
     <w:p>
       <w:r>
-        <w:t>Denna tillsynsbegäran behandlar höga naturvärden i avverkningsanmälan Ornös nordspets i Haninge kommun som inkom 2026-09-27 och omfattar 450,6 ha.</w:t>
+        <w:t>Denna tillsynsbegäran behandlar höga naturvärden i avverkningsanmälan Ornös nordspets i Haninge kommun som inkom 2026-09-28 och omfattar 450,6 ha.</w:t>
       </w:r>
     </w:p>
     <w:p>
@@ -3338,7 +3338,7 @@
     <w:r>
       <w:tab/>
       <w:tab/>
-      <w:t>2026-09-27</w:t>
+      <w:t>2026-09-28</w:t>
       <w:br/>
       <w:br/>
     </w:r>

--- a/tillsyn/Ornös nordspets tillsynsbegäran.docx
+++ b/tillsyn/Ornös nordspets tillsynsbegäran.docx
@@ -12,7 +12,7 @@
     </w:p>
     <w:p>
       <w:r>
-        <w:t>Denna tillsynsbegäran behandlar höga naturvärden i avverkningsanmälan Ornös nordspets i Haninge kommun som inkom 2026-09-28 och omfattar 450,6 ha.</w:t>
+        <w:t>Denna tillsynsbegäran behandlar höga naturvärden i avverkningsanmälan Ornös nordspets i Haninge kommun som inkom 2026-09-29 och omfattar 450,6 ha.</w:t>
       </w:r>
     </w:p>
     <w:p>
@@ -3338,7 +3338,7 @@
     <w:r>
       <w:tab/>
       <w:tab/>
-      <w:t>2026-09-28</w:t>
+      <w:t>2026-09-29</w:t>
       <w:br/>
       <w:br/>
     </w:r>

--- a/tillsyn/Ornös nordspets tillsynsbegäran.docx
+++ b/tillsyn/Ornös nordspets tillsynsbegäran.docx
@@ -12,7 +12,7 @@
     </w:p>
     <w:p>
       <w:r>
-        <w:t>Denna tillsynsbegäran behandlar höga naturvärden i avverkningsanmälan Ornös nordspets i Haninge kommun som inkom 2026-09-29 och omfattar 450,6 ha.</w:t>
+        <w:t>Denna tillsynsbegäran behandlar höga naturvärden i avverkningsanmälan Ornös nordspets i Haninge kommun som inkom 2026-09-30 och omfattar 450,6 ha.</w:t>
       </w:r>
     </w:p>
     <w:p>
@@ -3338,7 +3338,7 @@
     <w:r>
       <w:tab/>
       <w:tab/>
-      <w:t>2026-09-29</w:t>
+      <w:t>2026-09-30</w:t>
       <w:br/>
       <w:br/>
     </w:r>

--- a/tillsyn/Ornös nordspets tillsynsbegäran.docx
+++ b/tillsyn/Ornös nordspets tillsynsbegäran.docx
@@ -12,7 +12,7 @@
     </w:p>
     <w:p>
       <w:r>
-        <w:t>Denna tillsynsbegäran behandlar höga naturvärden i avverkningsanmälan Ornös nordspets i Haninge kommun som inkom 2026-09-30 och omfattar 450,6 ha.</w:t>
+        <w:t>Denna tillsynsbegäran behandlar höga naturvärden i avverkningsanmälan Ornös nordspets i Haninge kommun som inkom 2026-10-01 och omfattar 450,6 ha.</w:t>
       </w:r>
     </w:p>
     <w:p>
@@ -3338,7 +3338,7 @@
     <w:r>
       <w:tab/>
       <w:tab/>
-      <w:t>2026-09-30</w:t>
+      <w:t>2026-10-01</w:t>
       <w:br/>
       <w:br/>
     </w:r>

--- a/tillsyn/Ornös nordspets tillsynsbegäran.docx
+++ b/tillsyn/Ornös nordspets tillsynsbegäran.docx
@@ -12,7 +12,7 @@
     </w:p>
     <w:p>
       <w:r>
-        <w:t>Denna tillsynsbegäran behandlar höga naturvärden i avverkningsanmälan Ornös nordspets i Haninge kommun som inkom 2026-10-01 och omfattar 450,6 ha.</w:t>
+        <w:t>Denna tillsynsbegäran behandlar höga naturvärden i avverkningsanmälan Ornös nordspets i Haninge kommun som inkom 2026-10-02 och omfattar 450,6 ha.</w:t>
       </w:r>
     </w:p>
     <w:p>
@@ -3338,7 +3338,7 @@
     <w:r>
       <w:tab/>
       <w:tab/>
-      <w:t>2026-10-01</w:t>
+      <w:t>2026-10-02</w:t>
       <w:br/>
       <w:br/>
     </w:r>

--- a/tillsyn/Ornös nordspets tillsynsbegäran.docx
+++ b/tillsyn/Ornös nordspets tillsynsbegäran.docx
@@ -12,7 +12,7 @@
     </w:p>
     <w:p>
       <w:r>
-        <w:t>Denna tillsynsbegäran behandlar höga naturvärden i avverkningsanmälan Ornös nordspets i Haninge kommun som inkom 2026-10-02 och omfattar 450,6 ha.</w:t>
+        <w:t>Denna tillsynsbegäran behandlar höga naturvärden i avverkningsanmälan Ornös nordspets i Haninge kommun som inkom 2026-10-03 och omfattar 450,6 ha.</w:t>
       </w:r>
     </w:p>
     <w:p>
@@ -3338,7 +3338,7 @@
     <w:r>
       <w:tab/>
       <w:tab/>
-      <w:t>2026-10-02</w:t>
+      <w:t>2026-10-03</w:t>
       <w:br/>
       <w:br/>
     </w:r>

--- a/tillsyn/Ornös nordspets tillsynsbegäran.docx
+++ b/tillsyn/Ornös nordspets tillsynsbegäran.docx
@@ -12,7 +12,7 @@
     </w:p>
     <w:p>
       <w:r>
-        <w:t>Denna tillsynsbegäran behandlar höga naturvärden i avverkningsanmälan Ornös nordspets i Haninge kommun som inkom 2026-10-03 och omfattar 450,6 ha.</w:t>
+        <w:t>Denna tillsynsbegäran behandlar höga naturvärden i avverkningsanmälan Ornös nordspets i Haninge kommun som inkom 2026-10-04 och omfattar 450,6 ha.</w:t>
       </w:r>
     </w:p>
     <w:p>
@@ -3338,7 +3338,7 @@
     <w:r>
       <w:tab/>
       <w:tab/>
-      <w:t>2026-10-03</w:t>
+      <w:t>2026-10-04</w:t>
       <w:br/>
       <w:br/>
     </w:r>

--- a/tillsyn/Ornös nordspets tillsynsbegäran.docx
+++ b/tillsyn/Ornös nordspets tillsynsbegäran.docx
@@ -12,7 +12,7 @@
     </w:p>
     <w:p>
       <w:r>
-        <w:t>Denna tillsynsbegäran behandlar höga naturvärden i avverkningsanmälan Ornös nordspets i Haninge kommun som inkom 2026-10-04 och omfattar 450,6 ha.</w:t>
+        <w:t>Denna tillsynsbegäran behandlar höga naturvärden i avverkningsanmälan Ornös nordspets i Haninge kommun som inkom 2026-10-05 och omfattar 450,6 ha.</w:t>
       </w:r>
     </w:p>
     <w:p>
@@ -3338,7 +3338,7 @@
     <w:r>
       <w:tab/>
       <w:tab/>
-      <w:t>2026-10-04</w:t>
+      <w:t>2026-10-05</w:t>
       <w:br/>
       <w:br/>
     </w:r>

--- a/tillsyn/Ornös nordspets tillsynsbegäran.docx
+++ b/tillsyn/Ornös nordspets tillsynsbegäran.docx
@@ -12,7 +12,7 @@
     </w:p>
     <w:p>
       <w:r>
-        <w:t>Denna tillsynsbegäran behandlar höga naturvärden i avverkningsanmälan Ornös nordspets i Haninge kommun som inkom 2026-10-05 och omfattar 450,6 ha.</w:t>
+        <w:t>Denna tillsynsbegäran behandlar höga naturvärden i avverkningsanmälan Ornös nordspets i Haninge kommun som inkom 2026-10-06 och omfattar 450,6 ha.</w:t>
       </w:r>
     </w:p>
     <w:p>
@@ -3338,7 +3338,7 @@
     <w:r>
       <w:tab/>
       <w:tab/>
-      <w:t>2026-10-05</w:t>
+      <w:t>2026-10-06</w:t>
       <w:br/>
       <w:br/>
     </w:r>

--- a/tillsyn/Ornös nordspets tillsynsbegäran.docx
+++ b/tillsyn/Ornös nordspets tillsynsbegäran.docx
@@ -12,7 +12,7 @@
     </w:p>
     <w:p>
       <w:r>
-        <w:t>Denna tillsynsbegäran behandlar höga naturvärden i avverkningsanmälan Ornös nordspets i Haninge kommun som inkom 2026-10-06 och omfattar 450,6 ha.</w:t>
+        <w:t>Denna tillsynsbegäran behandlar höga naturvärden i avverkningsanmälan Ornös nordspets i Haninge kommun som inkom 2026-10-07 och omfattar 450,6 ha.</w:t>
       </w:r>
     </w:p>
     <w:p>
@@ -3338,7 +3338,7 @@
     <w:r>
       <w:tab/>
       <w:tab/>
-      <w:t>2026-10-06</w:t>
+      <w:t>2026-10-07</w:t>
       <w:br/>
       <w:br/>
     </w:r>

--- a/tillsyn/Ornös nordspets tillsynsbegäran.docx
+++ b/tillsyn/Ornös nordspets tillsynsbegäran.docx
@@ -12,7 +12,7 @@
     </w:p>
     <w:p>
       <w:r>
-        <w:t>Denna tillsynsbegäran behandlar höga naturvärden i avverkningsanmälan Ornös nordspets i Haninge kommun som inkom 2026-10-07 och omfattar 450,6 ha.</w:t>
+        <w:t>Denna tillsynsbegäran behandlar höga naturvärden i avverkningsanmälan Ornös nordspets i Haninge kommun som inkom 2026-10-08 och omfattar 450,6 ha.</w:t>
       </w:r>
     </w:p>
     <w:p>
@@ -3338,7 +3338,7 @@
     <w:r>
       <w:tab/>
       <w:tab/>
-      <w:t>2026-10-07</w:t>
+      <w:t>2026-10-08</w:t>
       <w:br/>
       <w:br/>
     </w:r>

--- a/tillsyn/Ornös nordspets tillsynsbegäran.docx
+++ b/tillsyn/Ornös nordspets tillsynsbegäran.docx
@@ -12,7 +12,7 @@
     </w:p>
     <w:p>
       <w:r>
-        <w:t>Denna tillsynsbegäran behandlar höga naturvärden i avverkningsanmälan Ornös nordspets i Haninge kommun som inkom 2026-10-08 och omfattar 450,6 ha.</w:t>
+        <w:t>Denna tillsynsbegäran behandlar höga naturvärden i avverkningsanmälan Ornös nordspets i Haninge kommun som inkom 2026-10-09 och omfattar 450,6 ha.</w:t>
       </w:r>
     </w:p>
     <w:p>
@@ -3338,7 +3338,7 @@
     <w:r>
       <w:tab/>
       <w:tab/>
-      <w:t>2026-10-08</w:t>
+      <w:t>2026-10-09</w:t>
       <w:br/>
       <w:br/>
     </w:r>

--- a/tillsyn/Ornös nordspets tillsynsbegäran.docx
+++ b/tillsyn/Ornös nordspets tillsynsbegäran.docx
@@ -12,7 +12,7 @@
     </w:p>
     <w:p>
       <w:r>
-        <w:t>Denna tillsynsbegäran behandlar höga naturvärden i avverkningsanmälan Ornös nordspets i Haninge kommun som inkom 2026-10-09 och omfattar 450,6 ha.</w:t>
+        <w:t>Denna tillsynsbegäran behandlar höga naturvärden i avverkningsanmälan Ornös nordspets i Haninge kommun som inkom 2026-10-10 och omfattar 450,6 ha.</w:t>
       </w:r>
     </w:p>
     <w:p>
@@ -3338,7 +3338,7 @@
     <w:r>
       <w:tab/>
       <w:tab/>
-      <w:t>2026-10-09</w:t>
+      <w:t>2026-10-10</w:t>
       <w:br/>
       <w:br/>
     </w:r>

--- a/tillsyn/Ornös nordspets tillsynsbegäran.docx
+++ b/tillsyn/Ornös nordspets tillsynsbegäran.docx
@@ -12,7 +12,7 @@
     </w:p>
     <w:p>
       <w:r>
-        <w:t>Denna tillsynsbegäran behandlar höga naturvärden i avverkningsanmälan Ornös nordspets i Haninge kommun som inkom 2026-10-10 och omfattar 450,6 ha.</w:t>
+        <w:t>Denna tillsynsbegäran behandlar höga naturvärden i avverkningsanmälan Ornös nordspets i Haninge kommun som inkom 2026-10-11 och omfattar 450,6 ha.</w:t>
       </w:r>
     </w:p>
     <w:p>
@@ -3338,7 +3338,7 @@
     <w:r>
       <w:tab/>
       <w:tab/>
-      <w:t>2026-10-10</w:t>
+      <w:t>2026-10-11</w:t>
       <w:br/>
       <w:br/>
     </w:r>

--- a/tillsyn/Ornös nordspets tillsynsbegäran.docx
+++ b/tillsyn/Ornös nordspets tillsynsbegäran.docx
@@ -12,7 +12,7 @@
     </w:p>
     <w:p>
       <w:r>
-        <w:t>Denna tillsynsbegäran behandlar höga naturvärden i avverkningsanmälan Ornös nordspets i Haninge kommun som inkom 2026-10-11 och omfattar 450,6 ha.</w:t>
+        <w:t>Denna tillsynsbegäran behandlar höga naturvärden i avverkningsanmälan Ornös nordspets i Haninge kommun som inkom 2026-10-12 och omfattar 450,6 ha.</w:t>
       </w:r>
     </w:p>
     <w:p>
@@ -3338,7 +3338,7 @@
     <w:r>
       <w:tab/>
       <w:tab/>
-      <w:t>2026-10-11</w:t>
+      <w:t>2026-10-12</w:t>
       <w:br/>
       <w:br/>
     </w:r>

--- a/tillsyn/Ornös nordspets tillsynsbegäran.docx
+++ b/tillsyn/Ornös nordspets tillsynsbegäran.docx
@@ -12,7 +12,7 @@
     </w:p>
     <w:p>
       <w:r>
-        <w:t>Denna tillsynsbegäran behandlar höga naturvärden i avverkningsanmälan Ornös nordspets i Haninge kommun som inkom 2026-10-12 och omfattar 450,6 ha.</w:t>
+        <w:t>Denna tillsynsbegäran behandlar höga naturvärden i avverkningsanmälan Ornös nordspets i Haninge kommun som inkom 2026-10-13 och omfattar 450,6 ha.</w:t>
       </w:r>
     </w:p>
     <w:p>
@@ -3338,7 +3338,7 @@
     <w:r>
       <w:tab/>
       <w:tab/>
-      <w:t>2026-10-12</w:t>
+      <w:t>2026-10-13</w:t>
       <w:br/>
       <w:br/>
     </w:r>

--- a/tillsyn/Ornös nordspets tillsynsbegäran.docx
+++ b/tillsyn/Ornös nordspets tillsynsbegäran.docx
@@ -12,7 +12,7 @@
     </w:p>
     <w:p>
       <w:r>
-        <w:t>Denna tillsynsbegäran behandlar höga naturvärden i avverkningsanmälan Ornös nordspets i Haninge kommun som inkom 2026-10-13 och omfattar 450,6 ha.</w:t>
+        <w:t>Denna tillsynsbegäran behandlar höga naturvärden i avverkningsanmälan Ornös nordspets i Haninge kommun som inkom 2026-10-14 och omfattar 450,6 ha.</w:t>
       </w:r>
     </w:p>
     <w:p>
@@ -3338,7 +3338,7 @@
     <w:r>
       <w:tab/>
       <w:tab/>
-      <w:t>2026-10-13</w:t>
+      <w:t>2026-10-14</w:t>
       <w:br/>
       <w:br/>
     </w:r>

--- a/tillsyn/Ornös nordspets tillsynsbegäran.docx
+++ b/tillsyn/Ornös nordspets tillsynsbegäran.docx
@@ -12,7 +12,7 @@
     </w:p>
     <w:p>
       <w:r>
-        <w:t>Denna tillsynsbegäran behandlar höga naturvärden i avverkningsanmälan Ornös nordspets i Haninge kommun som inkom 2026-10-14 och omfattar 450,6 ha.</w:t>
+        <w:t>Denna tillsynsbegäran behandlar höga naturvärden i avverkningsanmälan Ornös nordspets i Haninge kommun som inkom 2026-10-16 och omfattar 450,6 ha.</w:t>
       </w:r>
     </w:p>
     <w:p>
@@ -3338,7 +3338,7 @@
     <w:r>
       <w:tab/>
       <w:tab/>
-      <w:t>2026-10-14</w:t>
+      <w:t>2026-10-16</w:t>
       <w:br/>
       <w:br/>
     </w:r>

--- a/tillsyn/Ornös nordspets tillsynsbegäran.docx
+++ b/tillsyn/Ornös nordspets tillsynsbegäran.docx
@@ -12,7 +12,7 @@
     </w:p>
     <w:p>
       <w:r>
-        <w:t>Denna tillsynsbegäran behandlar höga naturvärden i avverkningsanmälan Ornös nordspets i Haninge kommun som inkom 2026-10-16 och omfattar 450,6 ha.</w:t>
+        <w:t>Denna tillsynsbegäran behandlar höga naturvärden i avverkningsanmälan Ornös nordspets i Haninge kommun som inkom 2026-10-17 och omfattar 450,6 ha.</w:t>
       </w:r>
     </w:p>
     <w:p>
@@ -3338,7 +3338,7 @@
     <w:r>
       <w:tab/>
       <w:tab/>
-      <w:t>2026-10-16</w:t>
+      <w:t>2026-10-17</w:t>
       <w:br/>
       <w:br/>
     </w:r>

--- a/tillsyn/Ornös nordspets tillsynsbegäran.docx
+++ b/tillsyn/Ornös nordspets tillsynsbegäran.docx
@@ -12,7 +12,7 @@
     </w:p>
     <w:p>
       <w:r>
-        <w:t>Denna tillsynsbegäran behandlar höga naturvärden i avverkningsanmälan Ornös nordspets i Haninge kommun som inkom 2026-10-17 och omfattar 450,6 ha.</w:t>
+        <w:t>Denna tillsynsbegäran behandlar höga naturvärden i avverkningsanmälan Ornös nordspets i Haninge kommun som inkom 2026-10-18 och omfattar 450,6 ha.</w:t>
       </w:r>
     </w:p>
     <w:p>
@@ -3338,7 +3338,7 @@
     <w:r>
       <w:tab/>
       <w:tab/>
-      <w:t>2026-10-17</w:t>
+      <w:t>2026-10-18</w:t>
       <w:br/>
       <w:br/>
     </w:r>

--- a/tillsyn/Ornös nordspets tillsynsbegäran.docx
+++ b/tillsyn/Ornös nordspets tillsynsbegäran.docx
@@ -12,7 +12,7 @@
     </w:p>
     <w:p>
       <w:r>
-        <w:t>Denna tillsynsbegäran behandlar höga naturvärden i avverkningsanmälan Ornös nordspets i Haninge kommun som inkom 2026-10-18 och omfattar 450,6 ha.</w:t>
+        <w:t>Denna tillsynsbegäran behandlar höga naturvärden i avverkningsanmälan Ornös nordspets i Haninge kommun som inkom 2026-10-19 och omfattar 450,6 ha.</w:t>
       </w:r>
     </w:p>
     <w:p>
@@ -3338,7 +3338,7 @@
     <w:r>
       <w:tab/>
       <w:tab/>
-      <w:t>2026-10-18</w:t>
+      <w:t>2026-10-19</w:t>
       <w:br/>
       <w:br/>
     </w:r>

--- a/tillsyn/Ornös nordspets tillsynsbegäran.docx
+++ b/tillsyn/Ornös nordspets tillsynsbegäran.docx
@@ -12,7 +12,7 @@
     </w:p>
     <w:p>
       <w:r>
-        <w:t>Denna tillsynsbegäran behandlar höga naturvärden i avverkningsanmälan Ornös nordspets i Haninge kommun som inkom 2026-10-19 och omfattar 450,6 ha.</w:t>
+        <w:t>Denna tillsynsbegäran behandlar höga naturvärden i avverkningsanmälan Ornös nordspets i Haninge kommun som inkom 2026-10-20 och omfattar 450,6 ha.</w:t>
       </w:r>
     </w:p>
     <w:p>
@@ -3338,7 +3338,7 @@
     <w:r>
       <w:tab/>
       <w:tab/>
-      <w:t>2026-10-19</w:t>
+      <w:t>2026-10-20</w:t>
       <w:br/>
       <w:br/>
     </w:r>

--- a/tillsyn/Ornös nordspets tillsynsbegäran.docx
+++ b/tillsyn/Ornös nordspets tillsynsbegäran.docx
@@ -12,7 +12,7 @@
     </w:p>
     <w:p>
       <w:r>
-        <w:t>Denna tillsynsbegäran behandlar höga naturvärden i avverkningsanmälan Ornös nordspets i Haninge kommun som inkom 2026-10-20 och omfattar 450,6 ha.</w:t>
+        <w:t>Denna tillsynsbegäran behandlar höga naturvärden i avverkningsanmälan Ornös nordspets i Haninge kommun som inkom 2026-10-21 och omfattar 450,6 ha.</w:t>
       </w:r>
     </w:p>
     <w:p>
@@ -3338,7 +3338,7 @@
     <w:r>
       <w:tab/>
       <w:tab/>
-      <w:t>2026-10-20</w:t>
+      <w:t>2026-10-21</w:t>
       <w:br/>
       <w:br/>
     </w:r>

--- a/tillsyn/Ornös nordspets tillsynsbegäran.docx
+++ b/tillsyn/Ornös nordspets tillsynsbegäran.docx
@@ -12,7 +12,7 @@
     </w:p>
     <w:p>
       <w:r>
-        <w:t>Denna tillsynsbegäran behandlar höga naturvärden i avverkningsanmälan Ornös nordspets i Haninge kommun som inkom 2026-10-21 och omfattar 450,6 ha.</w:t>
+        <w:t>Denna tillsynsbegäran behandlar höga naturvärden i avverkningsanmälan Ornös nordspets i Haninge kommun som inkom 2026-10-22 och omfattar 450,6 ha.</w:t>
       </w:r>
     </w:p>
     <w:p>
@@ -3338,7 +3338,7 @@
     <w:r>
       <w:tab/>
       <w:tab/>
-      <w:t>2026-10-21</w:t>
+      <w:t>2026-10-22</w:t>
       <w:br/>
       <w:br/>
     </w:r>

--- a/tillsyn/Ornös nordspets tillsynsbegäran.docx
+++ b/tillsyn/Ornös nordspets tillsynsbegäran.docx
@@ -12,7 +12,7 @@
     </w:p>
     <w:p>
       <w:r>
-        <w:t>Denna tillsynsbegäran behandlar höga naturvärden i avverkningsanmälan Ornös nordspets i Haninge kommun som inkom 2026-10-22 och omfattar 450,6 ha.</w:t>
+        <w:t>Denna tillsynsbegäran behandlar höga naturvärden i avverkningsanmälan Ornös nordspets i Haninge kommun som inkom 2026-10-23 och omfattar 450,6 ha.</w:t>
       </w:r>
     </w:p>
     <w:p>
@@ -3338,7 +3338,7 @@
     <w:r>
       <w:tab/>
       <w:tab/>
-      <w:t>2026-10-22</w:t>
+      <w:t>2026-10-23</w:t>
       <w:br/>
       <w:br/>
     </w:r>

--- a/tillsyn/Ornös nordspets tillsynsbegäran.docx
+++ b/tillsyn/Ornös nordspets tillsynsbegäran.docx
@@ -12,7 +12,7 @@
     </w:p>
     <w:p>
       <w:r>
-        <w:t>Denna tillsynsbegäran behandlar höga naturvärden i avverkningsanmälan Ornös nordspets i Haninge kommun som inkom 2026-10-23 och omfattar 450,6 ha.</w:t>
+        <w:t>Denna tillsynsbegäran behandlar höga naturvärden i avverkningsanmälan Ornös nordspets i Haninge kommun som inkom 2026-10-24 och omfattar 450,6 ha.</w:t>
       </w:r>
     </w:p>
     <w:p>
@@ -3338,7 +3338,7 @@
     <w:r>
       <w:tab/>
       <w:tab/>
-      <w:t>2026-10-23</w:t>
+      <w:t>2026-10-24</w:t>
       <w:br/>
       <w:br/>
     </w:r>

--- a/tillsyn/Ornös nordspets tillsynsbegäran.docx
+++ b/tillsyn/Ornös nordspets tillsynsbegäran.docx
@@ -12,7 +12,7 @@
     </w:p>
     <w:p>
       <w:r>
-        <w:t>Denna tillsynsbegäran behandlar höga naturvärden i avverkningsanmälan Ornös nordspets i Haninge kommun som inkom 2026-10-24 och omfattar 450,6 ha.</w:t>
+        <w:t>Denna tillsynsbegäran behandlar höga naturvärden i avverkningsanmälan Ornös nordspets i Haninge kommun som inkom 2026-10-25 och omfattar 450,6 ha.</w:t>
       </w:r>
     </w:p>
     <w:p>
@@ -3338,7 +3338,7 @@
     <w:r>
       <w:tab/>
       <w:tab/>
-      <w:t>2026-10-24</w:t>
+      <w:t>2026-10-25</w:t>
       <w:br/>
       <w:br/>
     </w:r>

--- a/tillsyn/Ornös nordspets tillsynsbegäran.docx
+++ b/tillsyn/Ornös nordspets tillsynsbegäran.docx
@@ -12,7 +12,7 @@
     </w:p>
     <w:p>
       <w:r>
-        <w:t>Denna tillsynsbegäran behandlar höga naturvärden i avverkningsanmälan Ornös nordspets i Haninge kommun som inkom 2026-10-25 och omfattar 450,6 ha.</w:t>
+        <w:t>Denna tillsynsbegäran behandlar höga naturvärden i avverkningsanmälan Ornös nordspets i Haninge kommun som inkom 2026-10-26 och omfattar 450,6 ha.</w:t>
       </w:r>
     </w:p>
     <w:p>
@@ -3338,7 +3338,7 @@
     <w:r>
       <w:tab/>
       <w:tab/>
-      <w:t>2026-10-25</w:t>
+      <w:t>2026-10-26</w:t>
       <w:br/>
       <w:br/>
     </w:r>

--- a/tillsyn/Ornös nordspets tillsynsbegäran.docx
+++ b/tillsyn/Ornös nordspets tillsynsbegäran.docx
@@ -12,7 +12,7 @@
     </w:p>
     <w:p>
       <w:r>
-        <w:t>Denna tillsynsbegäran behandlar höga naturvärden i avverkningsanmälan Ornös nordspets i Haninge kommun som inkom 2026-10-26 och omfattar 450,6 ha.</w:t>
+        <w:t>Denna tillsynsbegäran behandlar höga naturvärden i avverkningsanmälan Ornös nordspets i Haninge kommun som inkom 2026-10-27 och omfattar 450,6 ha.</w:t>
       </w:r>
     </w:p>
     <w:p>
@@ -3338,7 +3338,7 @@
     <w:r>
       <w:tab/>
       <w:tab/>
-      <w:t>2026-10-26</w:t>
+      <w:t>2026-10-27</w:t>
       <w:br/>
       <w:br/>
     </w:r>

--- a/tillsyn/Ornös nordspets tillsynsbegäran.docx
+++ b/tillsyn/Ornös nordspets tillsynsbegäran.docx
@@ -12,7 +12,7 @@
     </w:p>
     <w:p>
       <w:r>
-        <w:t>Denna tillsynsbegäran behandlar höga naturvärden i avverkningsanmälan Ornös nordspets i Haninge kommun som inkom 2026-10-27 och omfattar 450,6 ha.</w:t>
+        <w:t>Denna tillsynsbegäran behandlar höga naturvärden i avverkningsanmälan Ornös nordspets i Haninge kommun som inkom 2026-10-28 och omfattar 450,6 ha.</w:t>
       </w:r>
     </w:p>
     <w:p>
@@ -3338,7 +3338,7 @@
     <w:r>
       <w:tab/>
       <w:tab/>
-      <w:t>2026-10-27</w:t>
+      <w:t>2026-10-28</w:t>
       <w:br/>
       <w:br/>
     </w:r>

--- a/tillsyn/Ornös nordspets tillsynsbegäran.docx
+++ b/tillsyn/Ornös nordspets tillsynsbegäran.docx
@@ -12,7 +12,7 @@
     </w:p>
     <w:p>
       <w:r>
-        <w:t>Denna tillsynsbegäran behandlar höga naturvärden i avverkningsanmälan Ornös nordspets i Haninge kommun som inkom 2026-10-28 och omfattar 450,6 ha.</w:t>
+        <w:t>Denna tillsynsbegäran behandlar höga naturvärden i avverkningsanmälan Ornös nordspets i Haninge kommun som inkom 2026-10-29 och omfattar 450,6 ha.</w:t>
       </w:r>
     </w:p>
     <w:p>
@@ -3338,7 +3338,7 @@
     <w:r>
       <w:tab/>
       <w:tab/>
-      <w:t>2026-10-28</w:t>
+      <w:t>2026-10-29</w:t>
       <w:br/>
       <w:br/>
     </w:r>

--- a/tillsyn/Ornös nordspets tillsynsbegäran.docx
+++ b/tillsyn/Ornös nordspets tillsynsbegäran.docx
@@ -12,7 +12,7 @@
     </w:p>
     <w:p>
       <w:r>
-        <w:t>Denna tillsynsbegäran behandlar höga naturvärden i avverkningsanmälan Ornös nordspets i Haninge kommun som inkom 2026-10-29 och omfattar 450,6 ha.</w:t>
+        <w:t>Denna tillsynsbegäran behandlar höga naturvärden i avverkningsanmälan Ornös nordspets i Haninge kommun som inkom 2026-10-30 och omfattar 450,6 ha.</w:t>
       </w:r>
     </w:p>
     <w:p>
@@ -3338,7 +3338,7 @@
     <w:r>
       <w:tab/>
       <w:tab/>
-      <w:t>2026-10-29</w:t>
+      <w:t>2026-10-30</w:t>
       <w:br/>
       <w:br/>
     </w:r>

--- a/tillsyn/Ornös nordspets tillsynsbegäran.docx
+++ b/tillsyn/Ornös nordspets tillsynsbegäran.docx
@@ -12,7 +12,7 @@
     </w:p>
     <w:p>
       <w:r>
-        <w:t>Denna tillsynsbegäran behandlar höga naturvärden i avverkningsanmälan Ornös nordspets i Haninge kommun som inkom 2026-10-30 och omfattar 450,6 ha.</w:t>
+        <w:t>Denna tillsynsbegäran behandlar höga naturvärden i avverkningsanmälan Ornös nordspets i Haninge kommun som inkom 2026-10-31 och omfattar 450,6 ha.</w:t>
       </w:r>
     </w:p>
     <w:p>
@@ -3338,7 +3338,7 @@
     <w:r>
       <w:tab/>
       <w:tab/>
-      <w:t>2026-10-30</w:t>
+      <w:t>2026-10-31</w:t>
       <w:br/>
       <w:br/>
     </w:r>
